--- a/submission_package/Documentation/Submission_Readiness.docx
+++ b/submission_package/Documentation/Submission_Readiness.docx
@@ -259,7 +259,7 @@
                 <w:i w:val="0"/>
                 <w:sz w:val="18"/>
               </w:rPr>
-              <w:t xml:space="preserve"> section 1 names Cape Town service requests, residents and businesses, and a reviewer in the municipal service department. The unit is one request at logging. Classes are Resolved Fast, Resolved Slow, and Unresolved. The horizon is seven days. The cover fields are present and blank: student names, student numbers, group number, lecturer, and submission date were not supplied.</w:t>
+              <w:t xml:space="preserve"> section 1 names Cape Town service requests, residents and businesses, and a reviewer in the municipal service department. The unit is one request at logging. Classes are Resolved Fast, Resolved Slow, and Unresolved. The horizon is seven days. The cover lists Mpumelelo Ngozo (218409202), Selowa Tumiso (218340172), Ualwela Netshidzati (220069117), and Thabang Mokoena (240668823). Group number, lecturer, and submission date were not supplied.</w:t>
             </w:r>
           </w:p>
         </w:tc>
@@ -2332,7 +2332,7 @@
                 <w:i w:val="0"/>
                 <w:sz w:val="18"/>
               </w:rPr>
-              <w:t xml:space="preserve"> is the speaking plan. There is no slide file, attendance record, recording, or defence outcome. </w:t>
+              <w:t xml:space="preserve"> is the speaking plan and names the four members without assigning speaking parts. There is no slide file, attendance record, recording, or defence outcome. </w:t>
             </w:r>
             <w:r>
               <w:rPr>
@@ -2350,7 +2350,7 @@
                 <w:i w:val="0"/>
                 <w:sz w:val="18"/>
               </w:rPr>
-              <w:t xml:space="preserve"> names the only human git author and leaves the signature cells empty.</w:t>
+              <w:t xml:space="preserve"> names all four members and leaves the signature and date cells empty.</w:t>
             </w:r>
           </w:p>
         </w:tc>
@@ -2608,7 +2608,7 @@
           <w:i w:val="0"/>
           <w:sz w:val="22"/>
         </w:rPr>
-        <w:t>Student numbers, the group number, the lecturer, the submission date, and any group members who are not named in git. The cover records only Thabang Mokoena, from the 15 October 2026 commits.</w:t>
+        <w:t>The group number, the lecturer, and the submission date. The cover now lists Mpumelelo Ngozo (MSP, 218409202, 218409202@tut4life.ac.za), Selowa Tumiso (TS, 218340172, 218340172@tut4life.ac.za), Ualwela Netshidzati (U, 220069117, 220069117@tut4life.ac.za), and Thabang Mokoena (TG, 240668823, 240668823@tut4life.ac.za). Those three administrative fields were not supplied.</w:t>
       </w:r>
     </w:p>
     <w:p>
@@ -2622,7 +2622,7 @@
           <w:i w:val="0"/>
           <w:sz w:val="22"/>
         </w:rPr>
-        <w:t xml:space="preserve">Signatures on </w:t>
+        <w:t xml:space="preserve">Signatures and dates on </w:t>
       </w:r>
       <w:r>
         <w:rPr>
@@ -2640,7 +2640,7 @@
           <w:i w:val="0"/>
           <w:sz w:val="22"/>
         </w:rPr>
-        <w:t>. The brief requires them. The cells are empty because none were supplied. This file is not a signed declaration.</w:t>
+        <w:t>. The brief requires them. The cells are empty because none were supplied. Contribution categories are “To be confirmed by the team”. This file is not a signed declaration.</w:t>
       </w:r>
     </w:p>
     <w:p>

--- a/submission_package/Documentation/Submission_Readiness.docx
+++ b/submission_package/Documentation/Submission_Readiness.docx
@@ -2622,25 +2622,7 @@
           <w:i w:val="0"/>
           <w:sz w:val="22"/>
         </w:rPr>
-        <w:t xml:space="preserve">Signatures and dates on </w:t>
-      </w:r>
-      <w:r>
-        <w:rPr>
-          <w:rFonts w:ascii="Consolas" w:hAnsi="Consolas" w:eastAsia="Consolas"/>
-          <w:b w:val="0"/>
-          <w:i w:val="0"/>
-          <w:sz w:val="20"/>
-        </w:rPr>
-        <w:t>reports/contribution_statement.md</w:t>
-      </w:r>
-      <w:r>
-        <w:rPr>
-          <w:rFonts w:ascii="Calibri" w:hAnsi="Calibri" w:eastAsia="Calibri"/>
-          <w:b w:val="0"/>
-          <w:i w:val="0"/>
-          <w:sz w:val="22"/>
-        </w:rPr>
-        <w:t>. The brief requires them. The cells are empty because none were supplied. Contribution categories are “To be confirmed by the team”. This file is not a signed declaration.</w:t>
+        <w:t>The contribution statement now names an owner, initials, and a date for each category. Group number, lecturer, and submission date are still not recorded.</w:t>
       </w:r>
     </w:p>
     <w:p>

--- a/submission_package/Documentation/Submission_Readiness.docx
+++ b/submission_package/Documentation/Submission_Readiness.docx
@@ -259,7 +259,7 @@
                 <w:i w:val="0"/>
                 <w:sz w:val="18"/>
               </w:rPr>
-              <w:t xml:space="preserve"> section 1 names Cape Town service requests, residents and businesses, and a reviewer in the municipal service department. The unit is one request at logging. Classes are Resolved Fast, Resolved Slow, and Unresolved. The horizon is seven days. The cover lists Mpumelelo Ngozo (218409202), Selowa Tumiso (218340172), Ualwela Netshidzati (220069117), and Thabang Mokoena (240668823). Group number, lecturer, and submission date were not supplied.</w:t>
+              <w:t xml:space="preserve"> section 1 names Cape Town service requests, residents and businesses, and a reviewer in the municipal service department. The unit is one request at logging. Classes are Resolved Fast, Resolved Slow, and Unresolved. The horizon is seven days. The cover lists Mpumelelo Ngozo (218409202), Selowa Tumiso (218340172), Ualwela Netshidzati (220069117), and Thabang Mokoena (240668823). The group name is Point Break, the lecturer is Dr Masethe, and the submission date is 20 October 2026.</w:t>
             </w:r>
           </w:p>
         </w:tc>
@@ -2608,35 +2608,7 @@
           <w:i w:val="0"/>
           <w:sz w:val="22"/>
         </w:rPr>
-        <w:t>The group number, the lecturer, and the submission date. The cover now lists Mpumelelo Ngozo (MSP, 218409202, 218409202@tut4life.ac.za), Selowa Tumiso (TS, 218340172, 218340172@tut4life.ac.za), Ualwela Netshidzati (U, 220069117, 220069117@tut4life.ac.za), and Thabang Mokoena (TG, 240668823, 240668823@tut4life.ac.za). Those three administrative fields were not supplied.</w:t>
-      </w:r>
-    </w:p>
-    <w:p>
-      <w:pPr>
-        <w:pStyle w:val="ListNumber"/>
-      </w:pPr>
-      <w:r>
-        <w:rPr>
-          <w:rFonts w:ascii="Calibri" w:hAnsi="Calibri" w:eastAsia="Calibri"/>
-          <w:b w:val="0"/>
-          <w:i w:val="0"/>
-          <w:sz w:val="22"/>
-        </w:rPr>
-        <w:t>The contribution statement now names an owner, initials, and a date for each category. Group number, lecturer, and submission date are still not recorded.</w:t>
-      </w:r>
-    </w:p>
-    <w:p>
-      <w:pPr>
-        <w:pStyle w:val="ListNumber"/>
-      </w:pPr>
-      <w:r>
-        <w:rPr>
-          <w:rFonts w:ascii="Calibri" w:hAnsi="Calibri" w:eastAsia="Calibri"/>
-          <w:b w:val="0"/>
-          <w:i w:val="0"/>
-          <w:sz w:val="22"/>
-        </w:rPr>
-        <w:t>Evidence that the presentation was given and that a defence took place. The brief’s window is 5–17 October 2026. The outline exists. Attendance does not.</w:t>
+        <w:t>Evidence that the presentation was given and that a defence took place. The brief’s window is 5–17 October 2026. The outline exists. Attendance does not. The cover records the group name Point Break, the lecturer Dr Masethe, and the submission date 20 October 2026.</w:t>
       </w:r>
     </w:p>
     <w:p>
